--- a/business_it/part3/ep37_Il_contratto_di_distribuzione.docx
+++ b/business_it/part3/ep37_Il_contratto_di_distribuzione.docx
@@ -982,7 +982,7 @@
           <w:sz w:val="22"/>
         </w:rPr>
         <w:tab/>
-        <w:t>Il vostro sito può vendere in coreano. Ma senza sconti, senza saldi, e mai a un prezzo più basso del nostro.</w:t>
+        <w:t>Come abbiamo detto il ventotto: il vostro sito vende in coreano, allo stesso prezzo al pubblico del nostro. Senza sconti, a meno che non li concordiamo per iscritto. Altrimenti potremo restituirvi l'invenduto al prezzo d'acquisto.</w:t>
       </w:r>
     </w:p>
     <w:p>
@@ -1008,7 +1008,7 @@
           <w:sz w:val="22"/>
         </w:rPr>
         <w:tab/>
-        <w:t>Mai più basso. Su questo siamo d'accordo da settimane. E le grandi piattaforme online?</w:t>
+        <w:t>Stesso prezzo, nessuno sconto. Su questo siamo d'accordo dalla settimana scorsa. E le grandi piattaforme online?</w:t>
       </w:r>
     </w:p>
     <w:p>
@@ -1476,7 +1476,7 @@
           <w:sz w:val="22"/>
         </w:rPr>
         <w:tab/>
-        <w:t>Questo non possiamo. Una borsa che torna da Seul dopo sei mesi non la vende più nessuno. Proponiamo un'altra cosa: dopo novanta giorni, potete cambiare fino al dieci per cento dei pezzi con altri modelli.</w:t>
+        <w:t>Il reso generale non possiamo. Resta solo quello dell'articolo sul sito, se mai facessimo sconti. Una borsa che torna da Seul dopo sei mesi non la vende più nessuno. Proponiamo un'altra cosa: dopo novanta giorni, potete cambiare fino al dieci per cento dei pezzi con altri modelli.</w:t>
       </w:r>
     </w:p>
     <w:p>
@@ -8482,7 +8482,7 @@
           <w:sz w:val="21"/>
         </w:rPr>
         <w:tab/>
-        <w:t>여러분 사이트는 한국어로 판매할 수 있어요. 다만 할인 없이, 세일 없이, 그리고 절대 저희 가격보다 낮지 않게요.</w:t>
+        <w:t>28일에 말한 대로예요. 여러분 사이트는 한국어로, 저희와 같은 소비자 가격으로 팔아요. 서면으로 합의하지 않는 한 할인은 없고요. 그렇지 않으면 저희가 안 팔린 물건을 매입가로 돌려보낼 수 있어요.</w:t>
       </w:r>
     </w:p>
     <w:p>
@@ -8508,7 +8508,7 @@
           <w:sz w:val="21"/>
         </w:rPr>
         <w:tab/>
-        <w:t>절대 더 낮게는 안 하죠. 그건 몇 주 전부터 합의한 거예요. 그럼 대형 온라인 플랫폼은요?</w:t>
+        <w:t>같은 가격, 할인 없음. 그건 지난주부터 합의한 거예요. 그럼 대형 온라인 플랫폼은요?</w:t>
       </w:r>
     </w:p>
     <w:p>
@@ -8976,7 +8976,7 @@
           <w:sz w:val="21"/>
         </w:rPr>
         <w:tab/>
-        <w:t>그건 안 됩니다. 6개월 뒤 서울에서 돌아온 가방은 아무도 못 팔아요. 다른 걸 제안할게요. 90일이 지나면 최대 10%까지 다른 모델로 교환할 수 있습니다.</w:t>
+        <w:t>일반 반품은 안 됩니다. 혹시 저희가 할인을 할 경우의 사이트 조항 반품만 남겨 두죠. 6개월 뒤 서울에서 돌아온 가방은 아무도 못 팔아요. 다른 걸 제안할게요. 90일이 지나면 최대 10%까지 다른 모델로 교환할 수 있습니다.</w:t>
       </w:r>
     </w:p>
     <w:p>
